--- a/QED Course/Lesson 03 Special Relativity.docx
+++ b/QED Course/Lesson 03 Special Relativity.docx
@@ -58,7 +58,7 @@
     </w:p>
     <w:p>
       <w:pPr>
-        <w:pStyle w:val="Heading1"/>
+        <w:pStyle w:val="Heading2"/>
       </w:pPr>
       <w:r>
         <w:t>How to use this lesson</w:t>
@@ -76,7 +76,7 @@
     </w:p>
     <w:p>
       <w:pPr>
-        <w:pStyle w:val="Heading2"/>
+        <w:pStyle w:val="Heading3"/>
       </w:pPr>
       <w:r>
         <w:t>Learning objectives</w:t>
@@ -148,7 +148,7 @@
     </w:p>
     <w:p>
       <w:pPr>
-        <w:pStyle w:val="Heading2"/>
+        <w:pStyle w:val="Heading3"/>
       </w:pPr>
       <w:r>
         <w:t>Notation and conventions</w:t>
@@ -548,7 +548,7 @@
     </w:tbl>
     <w:p>
       <w:pPr>
-        <w:pStyle w:val="Heading1"/>
+        <w:pStyle w:val="Heading2"/>
       </w:pPr>
       <w:r>
         <w:t>1 The two postulates</w:t>
@@ -556,7 +556,7 @@
     </w:p>
     <w:p>
       <w:pPr>
-        <w:pStyle w:val="Heading2"/>
+        <w:pStyle w:val="Heading3"/>
       </w:pPr>
       <w:r>
         <w:t>1.1 The principle of relativity</w:t>
@@ -569,7 +569,7 @@
     </w:p>
     <w:p>
       <w:pPr>
-        <w:pStyle w:val="Heading2"/>
+        <w:pStyle w:val="Heading3"/>
       </w:pPr>
       <w:r>
         <w:t>1.2 The constancy of the speed of light</w:t>
@@ -582,7 +582,7 @@
     </w:p>
     <w:p>
       <w:pPr>
-        <w:pStyle w:val="Heading2"/>
+        <w:pStyle w:val="Heading3"/>
       </w:pPr>
       <w:r>
         <w:t>1.3 Why the Galilean transformation fails</w:t>
@@ -595,7 +595,7 @@
     </w:p>
     <w:p>
       <w:pPr>
-        <w:pStyle w:val="Heading1"/>
+        <w:pStyle w:val="Heading2"/>
       </w:pPr>
       <w:r>
         <w:t>2 Time dilation and length contraction</w:t>
@@ -603,7 +603,7 @@
     </w:p>
     <w:p>
       <w:pPr>
-        <w:pStyle w:val="Heading2"/>
+        <w:pStyle w:val="Heading3"/>
       </w:pPr>
       <w:r>
         <w:t>2.1 The light clock</w:t>
@@ -759,10 +759,11 @@
       </w:r>
     </w:p>
     <w:p>
-      <w:pPr>
-        <w:pStyle w:val="Heading3"/>
-      </w:pPr>
       <w:r>
+        <w:rPr>
+          <w:b/>
+          <w:i/>
+        </w:rPr>
         <w:t>Worked example 1</w:t>
       </w:r>
     </w:p>
@@ -773,7 +774,7 @@
     </w:p>
     <w:p>
       <w:pPr>
-        <w:pStyle w:val="Heading2"/>
+        <w:pStyle w:val="Heading3"/>
       </w:pPr>
       <w:r>
         <w:t>2.2 Length contraction</w:t>
@@ -828,7 +829,7 @@
     </w:p>
     <w:p>
       <w:pPr>
-        <w:pStyle w:val="Heading2"/>
+        <w:pStyle w:val="Heading3"/>
       </w:pPr>
       <w:r>
         <w:t>2.3 Relativity of simultaneity</w:t>
@@ -841,7 +842,7 @@
     </w:p>
     <w:p>
       <w:pPr>
-        <w:pStyle w:val="Heading1"/>
+        <w:pStyle w:val="Heading2"/>
       </w:pPr>
       <w:r>
         <w:t>3 The Lorentz transformation</w:t>
@@ -849,7 +850,7 @@
     </w:p>
     <w:p>
       <w:pPr>
-        <w:pStyle w:val="Heading2"/>
+        <w:pStyle w:val="Heading3"/>
       </w:pPr>
       <w:r>
         <w:t>3.1 Derivation</w:t>
@@ -1106,7 +1107,7 @@
     </w:p>
     <w:p>
       <w:pPr>
-        <w:pStyle w:val="Heading2"/>
+        <w:pStyle w:val="Heading3"/>
       </w:pPr>
       <w:r>
         <w:t>3.2 The inverse transformation and the low-speed limit</w:t>
@@ -1119,7 +1120,7 @@
     </w:p>
     <w:p>
       <w:pPr>
-        <w:pStyle w:val="Heading2"/>
+        <w:pStyle w:val="Heading3"/>
       </w:pPr>
       <w:r>
         <w:t>3.3 Velocity addition</w:t>
@@ -1194,10 +1195,11 @@
       </w:r>
     </w:p>
     <w:p>
-      <w:pPr>
-        <w:pStyle w:val="Heading3"/>
-      </w:pPr>
       <w:r>
+        <w:rPr>
+          <w:b/>
+          <w:i/>
+        </w:rPr>
         <w:t>Worked example 2</w:t>
       </w:r>
     </w:p>
@@ -1208,7 +1210,7 @@
     </w:p>
     <w:p>
       <w:pPr>
-        <w:pStyle w:val="Heading1"/>
+        <w:pStyle w:val="Heading2"/>
       </w:pPr>
       <w:r>
         <w:t>4 The invariant interval</w:t>
@@ -1216,7 +1218,7 @@
     </w:p>
     <w:p>
       <w:pPr>
-        <w:pStyle w:val="Heading2"/>
+        <w:pStyle w:val="Heading3"/>
       </w:pPr>
       <w:r>
         <w:t>4.1 Invariance</w:t>
@@ -1479,7 +1481,7 @@
     </w:p>
     <w:p>
       <w:pPr>
-        <w:pStyle w:val="Heading2"/>
+        <w:pStyle w:val="Heading3"/>
       </w:pPr>
       <w:r>
         <w:t>4.2 Timelike, spacelike, and lightlike separations</w:t>
@@ -1737,7 +1739,7 @@
     </w:p>
     <w:p>
       <w:pPr>
-        <w:pStyle w:val="Heading2"/>
+        <w:pStyle w:val="Heading3"/>
       </w:pPr>
       <w:r>
         <w:t>4.3 Proper time</w:t>
@@ -1852,7 +1854,7 @@
     </w:p>
     <w:p>
       <w:pPr>
-        <w:pStyle w:val="Heading2"/>
+        <w:pStyle w:val="Heading3"/>
       </w:pPr>
       <w:r>
         <w:t>4.4 Rapidity</w:t>
@@ -1972,10 +1974,11 @@
       </w:r>
     </w:p>
     <w:p>
-      <w:pPr>
-        <w:pStyle w:val="Heading3"/>
-      </w:pPr>
       <w:r>
+        <w:rPr>
+          <w:b/>
+          <w:i/>
+        </w:rPr>
         <w:t>Worked example 3</w:t>
       </w:r>
     </w:p>
@@ -1986,7 +1989,7 @@
     </w:p>
     <w:p>
       <w:pPr>
-        <w:pStyle w:val="Heading1"/>
+        <w:pStyle w:val="Heading2"/>
       </w:pPr>
       <w:r>
         <w:t>5 Relativistic momentum and energy</w:t>
@@ -1994,7 +1997,7 @@
     </w:p>
     <w:p>
       <w:pPr>
-        <w:pStyle w:val="Heading2"/>
+        <w:pStyle w:val="Heading3"/>
       </w:pPr>
       <w:r>
         <w:t>5.1 Momentum</w:t>
@@ -2052,7 +2055,7 @@
     </w:p>
     <w:p>
       <w:pPr>
-        <w:pStyle w:val="Heading2"/>
+        <w:pStyle w:val="Heading3"/>
       </w:pPr>
       <w:r>
         <w:t>5.2 Energy</w:t>
@@ -2154,7 +2157,7 @@
     </w:p>
     <w:p>
       <w:pPr>
-        <w:pStyle w:val="Heading2"/>
+        <w:pStyle w:val="Heading3"/>
       </w:pPr>
       <w:r>
         <w:t>5.3 The energy-momentum invariant</w:t>
@@ -2385,7 +2388,7 @@
     </w:p>
     <w:p>
       <w:pPr>
-        <w:pStyle w:val="Heading2"/>
+        <w:pStyle w:val="Heading3"/>
       </w:pPr>
       <w:r>
         <w:t>5.4 Massless particles</w:t>
@@ -2397,10 +2400,11 @@
       </w:r>
     </w:p>
     <w:p>
-      <w:pPr>
-        <w:pStyle w:val="Heading3"/>
-      </w:pPr>
       <w:r>
+        <w:rPr>
+          <w:b/>
+          <w:i/>
+        </w:rPr>
         <w:t>Worked example 4</w:t>
       </w:r>
     </w:p>
@@ -2411,7 +2415,7 @@
     </w:p>
     <w:p>
       <w:pPr>
-        <w:pStyle w:val="Heading1"/>
+        <w:pStyle w:val="Heading2"/>
       </w:pPr>
       <w:r>
         <w:t>6 Natural units</w:t>
@@ -2419,7 +2423,7 @@
     </w:p>
     <w:p>
       <w:pPr>
-        <w:pStyle w:val="Heading2"/>
+        <w:pStyle w:val="Heading3"/>
       </w:pPr>
       <w:r>
         <w:t>6.1 Setting ℏ = c = 1</w:t>
@@ -2786,7 +2790,7 @@
     </w:tbl>
     <w:p>
       <w:pPr>
-        <w:pStyle w:val="Heading2"/>
+        <w:pStyle w:val="Heading3"/>
       </w:pPr>
       <w:r>
         <w:t>6.2 Conversion factors</w:t>
@@ -2874,7 +2878,7 @@
     </w:p>
     <w:p>
       <w:pPr>
-        <w:pStyle w:val="Heading2"/>
+        <w:pStyle w:val="Heading3"/>
       </w:pPr>
       <w:r>
         <w:t>6.3 The fine structure constant</w:t>
@@ -2939,14 +2943,15 @@
     </w:p>
     <w:p>
       <w:r>
-        <w:t>with e² written in Heaviside Lorentz units, which absorb the factor 4πε₀. The smallness of α is the reason QED can be treated by perturbation theory (Lesson 43). The same constant is e²/(4πε₀ℏc) in SI units, which shows that α is a pure number in any system of units.</w:t>
+        <w:t>with e² written in Heaviside–Lorentz units, which absorb the factor 4πε₀. The smallness of α is the reason QED can be treated by perturbation theory (Lesson 43). The same constant is e²/(4πε₀ℏc) in SI units, which shows that α is a pure number in any system of units.</w:t>
       </w:r>
     </w:p>
     <w:p>
-      <w:pPr>
-        <w:pStyle w:val="Heading3"/>
-      </w:pPr>
       <w:r>
+        <w:rPr>
+          <w:b/>
+          <w:i/>
+        </w:rPr>
         <w:t>Worked example 5</w:t>
       </w:r>
     </w:p>
@@ -2957,7 +2962,7 @@
     </w:p>
     <w:p>
       <w:pPr>
-        <w:pStyle w:val="Heading1"/>
+        <w:pStyle w:val="Heading2"/>
       </w:pPr>
       <w:r>
         <w:t>7 Transformation of energy and momentum</w:t>
@@ -2965,7 +2970,7 @@
     </w:p>
     <w:p>
       <w:pPr>
-        <w:pStyle w:val="Heading2"/>
+        <w:pStyle w:val="Heading3"/>
       </w:pPr>
       <w:r>
         <w:t>7.1 The boost formulas</w:t>
@@ -3096,7 +3101,7 @@
     </w:p>
     <w:p>
       <w:pPr>
-        <w:pStyle w:val="Heading2"/>
+        <w:pStyle w:val="Heading3"/>
       </w:pPr>
       <w:r>
         <w:t>7.2 The relativistic Doppler effect</w:t>
@@ -3168,7 +3173,7 @@
     </w:p>
     <w:p>
       <w:pPr>
-        <w:pStyle w:val="Heading1"/>
+        <w:pStyle w:val="Heading2"/>
       </w:pPr>
       <w:r>
         <w:t>8 Invariant mass and two-body decays</w:t>
@@ -3176,7 +3181,7 @@
     </w:p>
     <w:p>
       <w:pPr>
-        <w:pStyle w:val="Heading2"/>
+        <w:pStyle w:val="Heading3"/>
       </w:pPr>
       <w:r>
         <w:t>8.1 Invariant mass of a system</w:t>
@@ -3260,7 +3265,7 @@
     </w:p>
     <w:p>
       <w:pPr>
-        <w:pStyle w:val="Heading2"/>
+        <w:pStyle w:val="Heading3"/>
       </w:pPr>
       <w:r>
         <w:t>8.2 Two-body decay at rest</w:t>
@@ -3417,10 +3422,11 @@
       </w:r>
     </w:p>
     <w:p>
-      <w:pPr>
-        <w:pStyle w:val="Heading3"/>
-      </w:pPr>
       <w:r>
+        <w:rPr>
+          <w:b/>
+          <w:i/>
+        </w:rPr>
         <w:t>Worked example 6</w:t>
       </w:r>
     </w:p>
@@ -3431,7 +3437,7 @@
     </w:p>
     <w:p>
       <w:pPr>
-        <w:pStyle w:val="Heading1"/>
+        <w:pStyle w:val="Heading2"/>
       </w:pPr>
       <w:r>
         <w:t>9 Connections to QED</w:t>
@@ -3639,7 +3645,7 @@
           </w:tcPr>
           <w:p>
             <w:r>
-              <w:t>Klein Gordon operator, on-shell external particles, and the poles of propagators</w:t>
+              <w:t>Klein–Gordon operator, on-shell external particles, and the poles of propagators</w:t>
             </w:r>
           </w:p>
         </w:tc>
@@ -3831,12 +3837,12 @@
     </w:tbl>
     <w:p>
       <w:r>
-        <w:t>The Schrodinger equation is built on E = |p|²/2m and cannot be Lorentz invariant. Quantum electrodynamics begins with the question of what replaces it when E² = |p|² + m² is imposed instead. Every answer, from the Klein Gordon equation through the Dirac equation to the quantized field, is shaped by the invariants introduced in this lesson.</w:t>
+        <w:t>The Schrödinger equation is built on E = |p|²/2m and cannot be Lorentz invariant. Quantum electrodynamics begins with the question of what replaces it when E² = |p|² + m² is imposed instead. Every answer, from the Klein–Gordon equation through the Dirac equation to the quantized field, is shaped by the invariants introduced in this lesson.</w:t>
       </w:r>
     </w:p>
     <w:p>
       <w:pPr>
-        <w:pStyle w:val="Heading1"/>
+        <w:pStyle w:val="Heading2"/>
       </w:pPr>
       <w:r>
         <w:t>10 Summary</w:t>
@@ -3940,7 +3946,7 @@
     </w:p>
     <w:p>
       <w:pPr>
-        <w:pStyle w:val="Heading1"/>
+        <w:pStyle w:val="Heading2"/>
       </w:pPr>
       <w:r>
         <w:t>Exercises</w:t>
@@ -4600,7 +4606,7 @@
     </w:tbl>
     <w:p>
       <w:pPr>
-        <w:pStyle w:val="Heading1"/>
+        <w:pStyle w:val="Heading2"/>
       </w:pPr>
       <w:r>
         <w:t>Solutions</w:t>
@@ -4832,7 +4838,7 @@
     </w:p>
     <w:p>
       <w:pPr>
-        <w:pStyle w:val="Heading1"/>
+        <w:pStyle w:val="Heading2"/>
       </w:pPr>
       <w:r>
         <w:t>Mastery checklist</w:t>
@@ -4904,7 +4910,7 @@
     </w:p>
     <w:p>
       <w:pPr>
-        <w:pStyle w:val="Heading1"/>
+        <w:pStyle w:val="Heading2"/>
       </w:pPr>
       <w:r>
         <w:t>Next lesson</w:t>
